--- a/docs/easyuphill/EasyUphill-Registration-Form.docx
+++ b/docs/easyuphill/EasyUphill-Registration-Form.docx
@@ -3163,6 +3163,108 @@
       <w:szCs w:val="20"/>
     </w:rPr>
   </w:style>
+  <w:style w:type="paragraph" w:styleId="InvoiceTitle">
+    <w:name w:val="EU Invoice Title"/>
+    <w:basedOn w:val="Normal"/>
+    <w:next w:val="Normal"/>
+    <w:pPr>
+      <w:spacing w:after="0" w:before="0"/>
+      <w:jc w:val="right"/>
+    </w:pPr>
+    <w:rPr>
+      <w:rFonts w:ascii="Calibri" w:cs="Calibri" w:eastAsia="Calibri" w:hAnsi="Calibri"/>
+      <w:b/>
+      <w:bCs/>
+      <w:color w:val="FFFFFF"/>
+      <w:spacing w:val="40"/>
+      <w:sz w:val="44"/>
+      <w:szCs w:val="44"/>
+    </w:rPr>
+  </w:style>
+  <w:style w:type="paragraph" w:styleId="BlockLabel">
+    <w:name w:val="EU Block Label"/>
+    <w:basedOn w:val="Normal"/>
+    <w:next w:val="Normal"/>
+    <w:qFormat/>
+    <w:pPr>
+      <w:spacing w:after="60" w:before="0"/>
+    </w:pPr>
+    <w:rPr>
+      <w:rFonts w:ascii="Calibri" w:cs="Calibri" w:eastAsia="Calibri" w:hAnsi="Calibri"/>
+      <w:b/>
+      <w:bCs/>
+      <w:caps/>
+      <w:color w:val="A31621"/>
+      <w:spacing w:val="40"/>
+      <w:sz w:val="16"/>
+      <w:szCs w:val="16"/>
+    </w:rPr>
+  </w:style>
+  <w:style w:type="paragraph" w:styleId="BlockText">
+    <w:name w:val="EU Block Text"/>
+    <w:basedOn w:val="Normal"/>
+    <w:next w:val="BlockText"/>
+    <w:qFormat/>
+    <w:pPr>
+      <w:spacing w:after="20" w:before="0"/>
+    </w:pPr>
+    <w:rPr>
+      <w:rFonts w:ascii="Calibri" w:cs="Calibri" w:eastAsia="Calibri" w:hAnsi="Calibri"/>
+      <w:color w:val="141A22"/>
+      <w:sz w:val="18"/>
+      <w:szCs w:val="18"/>
+    </w:rPr>
+  </w:style>
+  <w:style w:type="paragraph" w:styleId="BlockName">
+    <w:name w:val="EU Block Name"/>
+    <w:basedOn w:val="Normal"/>
+    <w:next w:val="BlockText"/>
+    <w:qFormat/>
+    <w:pPr>
+      <w:spacing w:after="40" w:before="0"/>
+    </w:pPr>
+    <w:rPr>
+      <w:rFonts w:ascii="Calibri" w:cs="Calibri" w:eastAsia="Calibri" w:hAnsi="Calibri"/>
+      <w:b/>
+      <w:bCs/>
+      <w:color w:val="0C2C5A"/>
+      <w:sz w:val="21"/>
+      <w:szCs w:val="21"/>
+    </w:rPr>
+  </w:style>
+  <w:style w:type="paragraph" w:styleId="Money">
+    <w:name w:val="EU Money"/>
+    <w:basedOn w:val="Normal"/>
+    <w:next w:val="Normal"/>
+    <w:qFormat/>
+    <w:pPr>
+      <w:spacing w:after="50" w:before="50"/>
+      <w:jc w:val="right"/>
+    </w:pPr>
+    <w:rPr>
+      <w:rFonts w:ascii="Calibri" w:cs="Calibri" w:eastAsia="Calibri" w:hAnsi="Calibri"/>
+      <w:color w:val="141A22"/>
+      <w:sz w:val="19"/>
+      <w:szCs w:val="19"/>
+    </w:rPr>
+  </w:style>
+  <w:style w:type="paragraph" w:styleId="GrandTotal">
+    <w:name w:val="EU Grand Total"/>
+    <w:basedOn w:val="Normal"/>
+    <w:next w:val="Normal"/>
+    <w:pPr>
+      <w:spacing w:after="70" w:before="70"/>
+      <w:jc w:val="right"/>
+    </w:pPr>
+    <w:rPr>
+      <w:rFonts w:ascii="Calibri" w:cs="Calibri" w:eastAsia="Calibri" w:hAnsi="Calibri"/>
+      <w:b/>
+      <w:bCs/>
+      <w:color w:val="FFFFFF"/>
+      <w:sz w:val="23"/>
+      <w:szCs w:val="23"/>
+    </w:rPr>
+  </w:style>
   <w:style w:type="paragraph" w:styleId="BrandFooter">
     <w:name w:val="EU Brand Footer"/>
     <w:basedOn w:val="Normal"/>
